--- a/6-过程管理/流程制度规范类文件/060111-信息安全管理制度.docx
+++ b/6-过程管理/流程制度规范类文件/060111-信息安全管理制度.docx
@@ -2884,7 +2884,21 @@
         <w:t>制度</w:t>
       </w:r>
       <w:r>
-        <w:t>的目的是在客户服务工作中有效管理信息安全。</w:t>
+        <w:t>的目的是在客户服务工作中有效管理信息安全</w:t>
+      </w:r>
+      <w:r>
+        <w:rPr>
+          <w:rFonts w:hint="eastAsia"/>
+          <w:lang w:eastAsia="zh-CN"/>
+        </w:rPr>
+        <w:t>，</w:t>
+      </w:r>
+      <w:r>
+        <w:rPr>
+          <w:rFonts w:hint="eastAsia"/>
+          <w:lang w:val="en-US" w:eastAsia="zh-CN"/>
+        </w:rPr>
+        <w:t>主要包含以下几点：</w:t>
       </w:r>
     </w:p>
     <w:p>
@@ -3118,7 +3132,7 @@
         <w:bidi w:val="0"/>
       </w:pPr>
       <w:r>
-        <w:t>完成包含流程结果， 自评估及内部审计的信息安全风险评估报告；</w:t>
+        <w:t>完成包含流程结果，自评估及内部审计的信息安全风险评估报告；</w:t>
       </w:r>
     </w:p>
     <w:p>
@@ -3432,9 +3446,6 @@
         <w:pStyle w:val="31"/>
         <w:bidi w:val="0"/>
       </w:pPr>
-      <w:r>
-        <w:t xml:space="preserve"> </w:t>
-      </w:r>
       <w:bookmarkStart w:id="10" w:name="_Toc29933"/>
       <w:r>
         <w:t>确定安全实施范围</w:t>
@@ -3459,7 +3470,7 @@
       <w:bookmarkEnd w:id="11"/>
       <w:bookmarkStart w:id="12" w:name="_Toc12599"/>
       <w:r>
-        <w:t>5.3 信息安全风险评估</w:t>
+        <w:t>信息安全风险评估</w:t>
       </w:r>
       <w:bookmarkEnd w:id="12"/>
     </w:p>
@@ -4234,6 +4245,12 @@
             <w:insideH w:val="single" w:color="auto" w:sz="4" w:space="0"/>
             <w:insideV w:val="single" w:color="auto" w:sz="4" w:space="0"/>
           </w:tblBorders>
+          <w:tblCellMar>
+            <w:top w:w="0" w:type="dxa"/>
+            <w:left w:w="108" w:type="dxa"/>
+            <w:bottom w:w="0" w:type="dxa"/>
+            <w:right w:w="108" w:type="dxa"/>
+          </w:tblCellMar>
         </w:tblPrEx>
         <w:trPr>
           <w:trHeight w:val="105" w:hRule="atLeast"/>
@@ -5017,16 +5034,34 @@
     <w:p>
       <w:pPr>
         <w:pStyle w:val="29"/>
-        <w:bidi w:val="0"/>
-        <w:rPr>
-          <w:rFonts w:hint="eastAsia"/>
-        </w:rPr>
-      </w:pPr>
-      <w:r>
-        <w:rPr>
-          <w:rFonts w:hint="eastAsia"/>
-        </w:rPr>
-        <w:t>计算公式：风险值 = 资产重要度得分 × 风险概率得分。计算结果范围为1至25。</w:t>
+      </w:pPr>
+      <m:oMathPara>
+        <m:oMath>
+          <m:r>
+            <m:rPr>
+              <m:sty m:val="p"/>
+            </m:rPr>
+            <w:rPr>
+              <w:rFonts w:hint="eastAsia"/>
+            </w:rPr>
+            <m:t>风险值 =资产重要度得分×风险概率得分</m:t>
+          </m:r>
+        </m:oMath>
+      </m:oMathPara>
+    </w:p>
+    <w:p>
+      <w:pPr>
+        <w:pStyle w:val="29"/>
+        <w:bidi w:val="0"/>
+        <w:rPr>
+          <w:rFonts w:hint="eastAsia"/>
+        </w:rPr>
+      </w:pPr>
+      <w:r>
+        <w:rPr>
+          <w:rFonts w:hint="eastAsia"/>
+        </w:rPr>
+        <w:t>计算结果范围为1至25。</w:t>
       </w:r>
     </w:p>
     <w:p>
@@ -5900,72 +5935,115 @@
         <w:pStyle w:val="31"/>
         <w:bidi w:val="0"/>
       </w:pPr>
+      <w:bookmarkStart w:id="29" w:name="_Toc455763772"/>
+      <w:r>
+        <w:rPr>
+          <w:rFonts w:hint="eastAsia"/>
+        </w:rPr>
+        <w:t>定期评估</w:t>
+      </w:r>
+      <w:bookmarkEnd w:id="29"/>
+    </w:p>
+    <w:p>
+      <w:pPr>
+        <w:pStyle w:val="29"/>
+        <w:bidi w:val="0"/>
+      </w:pPr>
+      <w:r>
+        <w:t>每年至少一次全面审查风险评估内容与状态的适应性，以确定是否存在新的风险及是否需要增加新的控制措施，对发生以下情况需及时进行风险评估：</w:t>
+      </w:r>
+    </w:p>
+    <w:p>
+      <w:pPr>
+        <w:pStyle w:val="29"/>
+        <w:bidi w:val="0"/>
+      </w:pPr>
+      <w:r>
+        <w:t>当发生重大信息安全事故时；</w:t>
+      </w:r>
+    </w:p>
+    <w:p>
+      <w:pPr>
+        <w:pStyle w:val="29"/>
+        <w:bidi w:val="0"/>
+      </w:pPr>
+      <w:r>
+        <w:t>当信息网络系统发生重大变更时；</w:t>
+      </w:r>
+    </w:p>
+    <w:p>
+      <w:pPr>
+        <w:pStyle w:val="29"/>
+        <w:bidi w:val="0"/>
+      </w:pPr>
+      <w:r>
+        <w:t>当新增加服务/资产项时；</w:t>
+      </w:r>
+    </w:p>
+    <w:p>
+      <w:pPr>
+        <w:pStyle w:val="29"/>
+        <w:bidi w:val="0"/>
+      </w:pPr>
+      <w:r>
+        <w:t>IT服务委员会确定有必要时。</w:t>
+      </w:r>
+    </w:p>
+    <w:p>
+      <w:pPr>
+        <w:pStyle w:val="31"/>
+        <w:bidi w:val="0"/>
+        <w:rPr>
+          <w:rFonts w:hint="default"/>
+          <w:lang w:val="en-US" w:eastAsia="zh-CN"/>
+        </w:rPr>
+      </w:pPr>
+      <w:r>
+        <w:rPr>
+          <w:rFonts w:hint="eastAsia"/>
+          <w:lang w:val="en-US" w:eastAsia="zh-CN"/>
+        </w:rPr>
+        <w:t>信息安全培训</w:t>
+      </w:r>
+    </w:p>
+    <w:p>
+      <w:pPr>
+        <w:pStyle w:val="29"/>
+        <w:bidi w:val="0"/>
+        <w:rPr>
+          <w:rFonts w:hint="default"/>
+        </w:rPr>
+      </w:pPr>
+      <w:r>
+        <w:t>运维相关部门须</w:t>
+      </w:r>
+      <w:r>
+        <w:rPr>
+          <w:rFonts w:hint="default"/>
+        </w:rPr>
+        <w:t>定期评估项目运维的实际需求与知识缺口，并据此系统性地规划并实施相关培训。</w:t>
+      </w:r>
+    </w:p>
+    <w:p>
+      <w:pPr>
+        <w:rPr>
+          <w:rFonts w:hint="default"/>
+        </w:rPr>
+      </w:pPr>
+      <w:r>
+        <w:rPr>
+          <w:rFonts w:hint="default"/>
+        </w:rPr>
+        <w:br w:type="page"/>
+      </w:r>
+    </w:p>
+    <w:p>
+      <w:pPr>
+        <w:pStyle w:val="30"/>
+        <w:bidi w:val="0"/>
+      </w:pPr>
       <w:bookmarkStart w:id="36" w:name="_GoBack"/>
       <w:bookmarkEnd w:id="36"/>
-      <w:bookmarkStart w:id="29" w:name="_Toc455763772"/>
-      <w:r>
-        <w:rPr>
-          <w:rFonts w:hint="eastAsia"/>
-        </w:rPr>
-        <w:t>定期评估</w:t>
-      </w:r>
-      <w:bookmarkEnd w:id="29"/>
-    </w:p>
-    <w:p>
-      <w:pPr>
-        <w:pStyle w:val="29"/>
-        <w:bidi w:val="0"/>
-      </w:pPr>
-      <w:r>
-        <w:t>每年至少一次全面审查风险评估内容与状态的适应性，以确定是否存在新的风险及是否需要增加新的控制措施，对发生以下情况需及时进行风险评估：</w:t>
-      </w:r>
-    </w:p>
-    <w:p>
-      <w:pPr>
-        <w:pStyle w:val="29"/>
-        <w:bidi w:val="0"/>
-      </w:pPr>
-      <w:r>
-        <w:t>当发生重大信息安全事故时；</w:t>
-      </w:r>
-    </w:p>
-    <w:p>
-      <w:pPr>
-        <w:pStyle w:val="29"/>
-        <w:bidi w:val="0"/>
-      </w:pPr>
-      <w:r>
-        <w:t>当信息网络系统发生重大变更时；</w:t>
-      </w:r>
-    </w:p>
-    <w:p>
-      <w:pPr>
-        <w:pStyle w:val="29"/>
-        <w:bidi w:val="0"/>
-      </w:pPr>
-      <w:r>
-        <w:t>当新增加服务/资产项时；</w:t>
-      </w:r>
-    </w:p>
-    <w:p>
-      <w:pPr>
-        <w:pStyle w:val="29"/>
-        <w:bidi w:val="0"/>
-      </w:pPr>
-      <w:r>
-        <w:t>IT服务委员会确定有必要时。</w:t>
-      </w:r>
-    </w:p>
-    <w:p>
-      <w:pPr>
-        <w:pStyle w:val="29"/>
-      </w:pPr>
-    </w:p>
-    <w:p>
-      <w:pPr>
-        <w:pStyle w:val="30"/>
-        <w:bidi w:val="0"/>
-      </w:pPr>
       <w:r>
         <w:t>考核指标</w:t>
       </w:r>
